--- a/evidencias/proceso actividad 02.docx
+++ b/evidencias/proceso actividad 02.docx
@@ -781,6 +781,22 @@
             </a:graphic>
           </wp:inline>
         </w:drawing>
+      </w:r>
+    </w:p>
+    <w:p>
+      <w:pPr>
+        <w:ind w:left="0" w:firstLine="0"/>
+      </w:pPr>
+      <w:r>
+        <w:t xml:space="preserve">Luego se instalo </w:t>
+      </w:r>
+      <w:proofErr w:type="spellStart"/>
+      <w:r>
+        <w:t>Github</w:t>
+      </w:r>
+      <w:proofErr w:type="spellEnd"/>
+      <w:r>
+        <w:t xml:space="preserve"> desktop </w:t>
       </w:r>
     </w:p>
     <w:p>
